--- a/Отчет(2).docx
+++ b/Отчет(2).docx
@@ -4,403 +4,1074 @@
   <w:body>
     <w:p>
       <w:pPr>
-        <w:pStyle w:val="3"/>
-        <w:rPr>
-          <w:sz w:val="28"/>
-          <w:szCs w:val="28"/>
-        </w:rPr>
-      </w:pPr>
-      <w:r>
-        <w:rPr>
-          <w:sz w:val="28"/>
-          <w:szCs w:val="28"/>
-        </w:rPr>
-        <w:t>Отчет №2: Разработка интерфейса и реализация CRUD</w:t>
-      </w:r>
+        <w:spacing w:before="100" w:beforeAutospacing="1" w:after="100" w:afterAutospacing="1" w:line="240" w:lineRule="auto"/>
+        <w:outlineLvl w:val="1"/>
+        <w:rPr>
+          <w:rFonts w:ascii="Times New Roman" w:eastAsia="Times New Roman" w:hAnsi="Times New Roman" w:cs="Times New Roman"/>
+          <w:b/>
+          <w:bCs/>
+          <w:sz w:val="28"/>
+          <w:szCs w:val="28"/>
+          <w:lang w:eastAsia="ru-RU"/>
+        </w:rPr>
+      </w:pPr>
+      <w:r>
+        <w:rPr>
+          <w:rFonts w:ascii="Times New Roman" w:eastAsia="Times New Roman" w:hAnsi="Times New Roman" w:cs="Times New Roman"/>
+          <w:b/>
+          <w:bCs/>
+          <w:sz w:val="28"/>
+          <w:szCs w:val="28"/>
+          <w:lang w:eastAsia="ru-RU"/>
+        </w:rPr>
+        <w:t>Отчет №2: Разработка программных модулей и интерфейса пользователя</w:t>
+      </w:r>
+    </w:p>
+    <w:p>
+      <w:pPr>
+        <w:spacing w:before="100" w:beforeAutospacing="1" w:after="100" w:afterAutospacing="1" w:line="240" w:lineRule="auto"/>
+        <w:outlineLvl w:val="2"/>
+        <w:rPr>
+          <w:rFonts w:ascii="Times New Roman" w:eastAsia="Times New Roman" w:hAnsi="Times New Roman" w:cs="Times New Roman"/>
+          <w:b/>
+          <w:bCs/>
+          <w:sz w:val="28"/>
+          <w:szCs w:val="28"/>
+          <w:lang w:eastAsia="ru-RU"/>
+        </w:rPr>
+      </w:pPr>
+      <w:r>
+        <w:rPr>
+          <w:rFonts w:ascii="Times New Roman" w:eastAsia="Times New Roman" w:hAnsi="Times New Roman" w:cs="Times New Roman"/>
+          <w:b/>
+          <w:bCs/>
+          <w:sz w:val="28"/>
+          <w:szCs w:val="28"/>
+          <w:lang w:eastAsia="ru-RU"/>
+        </w:rPr>
+        <w:t>1. Проектирование интерфейса (</w:t>
+      </w:r>
+      <w:proofErr w:type="spellStart"/>
+      <w:r>
+        <w:rPr>
+          <w:rFonts w:ascii="Times New Roman" w:eastAsia="Times New Roman" w:hAnsi="Times New Roman" w:cs="Times New Roman"/>
+          <w:b/>
+          <w:bCs/>
+          <w:sz w:val="28"/>
+          <w:szCs w:val="28"/>
+          <w:lang w:eastAsia="ru-RU"/>
+        </w:rPr>
+        <w:t>Фронтенд</w:t>
+      </w:r>
+      <w:proofErr w:type="spellEnd"/>
+      <w:r>
+        <w:rPr>
+          <w:rFonts w:ascii="Times New Roman" w:eastAsia="Times New Roman" w:hAnsi="Times New Roman" w:cs="Times New Roman"/>
+          <w:b/>
+          <w:bCs/>
+          <w:sz w:val="28"/>
+          <w:szCs w:val="28"/>
+          <w:lang w:eastAsia="ru-RU"/>
+        </w:rPr>
+        <w:t>)</w:t>
+      </w:r>
+    </w:p>
+    <w:p>
+      <w:pPr>
+        <w:spacing w:before="100" w:beforeAutospacing="1" w:after="100" w:afterAutospacing="1" w:line="240" w:lineRule="auto"/>
+        <w:rPr>
+          <w:rFonts w:ascii="Times New Roman" w:eastAsia="Times New Roman" w:hAnsi="Times New Roman" w:cs="Times New Roman"/>
+          <w:sz w:val="28"/>
+          <w:szCs w:val="28"/>
+          <w:lang w:eastAsia="ru-RU"/>
+        </w:rPr>
+      </w:pPr>
+      <w:r>
+        <w:rPr>
+          <w:rFonts w:ascii="Times New Roman" w:eastAsia="Times New Roman" w:hAnsi="Times New Roman" w:cs="Times New Roman"/>
+          <w:sz w:val="28"/>
+          <w:szCs w:val="28"/>
+          <w:lang w:eastAsia="ru-RU"/>
+        </w:rPr>
+        <w:t>Интерфейс приложения ООО «</w:t>
+      </w:r>
+      <w:proofErr w:type="spellStart"/>
+      <w:r>
+        <w:rPr>
+          <w:rFonts w:ascii="Times New Roman" w:eastAsia="Times New Roman" w:hAnsi="Times New Roman" w:cs="Times New Roman"/>
+          <w:sz w:val="28"/>
+          <w:szCs w:val="28"/>
+          <w:lang w:eastAsia="ru-RU"/>
+        </w:rPr>
+        <w:t>Конди</w:t>
+      </w:r>
+      <w:proofErr w:type="spellEnd"/>
+      <w:r>
+        <w:rPr>
+          <w:rFonts w:ascii="Times New Roman" w:eastAsia="Times New Roman" w:hAnsi="Times New Roman" w:cs="Times New Roman"/>
+          <w:sz w:val="28"/>
+          <w:szCs w:val="28"/>
+          <w:lang w:eastAsia="ru-RU"/>
+        </w:rPr>
+        <w:t xml:space="preserve">» спроектирован по принципу </w:t>
+      </w:r>
+      <w:r>
+        <w:rPr>
+          <w:rFonts w:ascii="Times New Roman" w:eastAsia="Times New Roman" w:hAnsi="Times New Roman" w:cs="Times New Roman"/>
+          <w:b/>
+          <w:bCs/>
+          <w:sz w:val="28"/>
+          <w:szCs w:val="28"/>
+          <w:lang w:eastAsia="ru-RU"/>
+        </w:rPr>
+        <w:t>минимизации кликов</w:t>
+      </w:r>
+      <w:r>
+        <w:rPr>
+          <w:rFonts w:ascii="Times New Roman" w:eastAsia="Times New Roman" w:hAnsi="Times New Roman" w:cs="Times New Roman"/>
+          <w:sz w:val="28"/>
+          <w:szCs w:val="28"/>
+          <w:lang w:eastAsia="ru-RU"/>
+        </w:rPr>
+        <w:t xml:space="preserve"> и </w:t>
+      </w:r>
+      <w:r>
+        <w:rPr>
+          <w:rFonts w:ascii="Times New Roman" w:eastAsia="Times New Roman" w:hAnsi="Times New Roman" w:cs="Times New Roman"/>
+          <w:b/>
+          <w:bCs/>
+          <w:sz w:val="28"/>
+          <w:szCs w:val="28"/>
+          <w:lang w:eastAsia="ru-RU"/>
+        </w:rPr>
+        <w:t>интуитивной понятности</w:t>
+      </w:r>
+      <w:r>
+        <w:rPr>
+          <w:rFonts w:ascii="Times New Roman" w:eastAsia="Times New Roman" w:hAnsi="Times New Roman" w:cs="Times New Roman"/>
+          <w:sz w:val="28"/>
+          <w:szCs w:val="28"/>
+          <w:lang w:eastAsia="ru-RU"/>
+        </w:rPr>
+        <w:t>.</w:t>
+      </w:r>
+    </w:p>
+    <w:p>
+      <w:pPr>
+        <w:numPr>
+          <w:ilvl w:val="0"/>
+          <w:numId w:val="6"/>
+        </w:numPr>
+        <w:spacing w:before="100" w:beforeAutospacing="1" w:after="100" w:afterAutospacing="1" w:line="240" w:lineRule="auto"/>
+        <w:rPr>
+          <w:rFonts w:ascii="Times New Roman" w:eastAsia="Times New Roman" w:hAnsi="Times New Roman" w:cs="Times New Roman"/>
+          <w:sz w:val="28"/>
+          <w:szCs w:val="28"/>
+          <w:lang w:eastAsia="ru-RU"/>
+        </w:rPr>
+      </w:pPr>
+      <w:r>
+        <w:rPr>
+          <w:rFonts w:ascii="Times New Roman" w:eastAsia="Times New Roman" w:hAnsi="Times New Roman" w:cs="Times New Roman"/>
+          <w:b/>
+          <w:bCs/>
+          <w:sz w:val="28"/>
+          <w:szCs w:val="28"/>
+          <w:lang w:eastAsia="ru-RU"/>
+        </w:rPr>
+        <w:t>Главное окно:</w:t>
+      </w:r>
+      <w:r>
+        <w:rPr>
+          <w:rFonts w:ascii="Times New Roman" w:eastAsia="Times New Roman" w:hAnsi="Times New Roman" w:cs="Times New Roman"/>
+          <w:sz w:val="28"/>
+          <w:szCs w:val="28"/>
+          <w:lang w:eastAsia="ru-RU"/>
+        </w:rPr>
+        <w:t xml:space="preserve"> Использован компонент </w:t>
+      </w:r>
+      <w:proofErr w:type="spellStart"/>
+      <w:r>
+        <w:rPr>
+          <w:rFonts w:ascii="Times New Roman" w:eastAsia="Times New Roman" w:hAnsi="Times New Roman" w:cs="Times New Roman"/>
+          <w:sz w:val="28"/>
+          <w:szCs w:val="28"/>
+          <w:lang w:eastAsia="ru-RU"/>
+        </w:rPr>
+        <w:t>ttk.Treeview</w:t>
+      </w:r>
+      <w:proofErr w:type="spellEnd"/>
+      <w:r>
+        <w:rPr>
+          <w:rFonts w:ascii="Times New Roman" w:eastAsia="Times New Roman" w:hAnsi="Times New Roman" w:cs="Times New Roman"/>
+          <w:sz w:val="28"/>
+          <w:szCs w:val="28"/>
+          <w:lang w:eastAsia="ru-RU"/>
+        </w:rPr>
+        <w:t xml:space="preserve"> для табличного отображения всех заявок. Это позволяет пользователю видеть всю информационную картину сразу (№ заявки, статус, мастер, данные клиента).</w:t>
+      </w:r>
+    </w:p>
+    <w:p>
+      <w:pPr>
+        <w:numPr>
+          <w:ilvl w:val="0"/>
+          <w:numId w:val="6"/>
+        </w:numPr>
+        <w:spacing w:before="100" w:beforeAutospacing="1" w:after="100" w:afterAutospacing="1" w:line="240" w:lineRule="auto"/>
+        <w:rPr>
+          <w:rFonts w:ascii="Times New Roman" w:eastAsia="Times New Roman" w:hAnsi="Times New Roman" w:cs="Times New Roman"/>
+          <w:sz w:val="28"/>
+          <w:szCs w:val="28"/>
+          <w:lang w:eastAsia="ru-RU"/>
+        </w:rPr>
+      </w:pPr>
+      <w:r>
+        <w:rPr>
+          <w:rFonts w:ascii="Times New Roman" w:eastAsia="Times New Roman" w:hAnsi="Times New Roman" w:cs="Times New Roman"/>
+          <w:b/>
+          <w:bCs/>
+          <w:sz w:val="28"/>
+          <w:szCs w:val="28"/>
+          <w:lang w:eastAsia="ru-RU"/>
+        </w:rPr>
+        <w:t>Панель инструментов (</w:t>
+      </w:r>
+      <w:proofErr w:type="spellStart"/>
+      <w:r>
+        <w:rPr>
+          <w:rFonts w:ascii="Times New Roman" w:eastAsia="Times New Roman" w:hAnsi="Times New Roman" w:cs="Times New Roman"/>
+          <w:b/>
+          <w:bCs/>
+          <w:sz w:val="28"/>
+          <w:szCs w:val="28"/>
+          <w:lang w:eastAsia="ru-RU"/>
+        </w:rPr>
+        <w:t>Toolbar</w:t>
+      </w:r>
+      <w:proofErr w:type="spellEnd"/>
+      <w:r>
+        <w:rPr>
+          <w:rFonts w:ascii="Times New Roman" w:eastAsia="Times New Roman" w:hAnsi="Times New Roman" w:cs="Times New Roman"/>
+          <w:b/>
+          <w:bCs/>
+          <w:sz w:val="28"/>
+          <w:szCs w:val="28"/>
+          <w:lang w:eastAsia="ru-RU"/>
+        </w:rPr>
+        <w:t>):</w:t>
+      </w:r>
+      <w:r>
+        <w:rPr>
+          <w:rFonts w:ascii="Times New Roman" w:eastAsia="Times New Roman" w:hAnsi="Times New Roman" w:cs="Times New Roman"/>
+          <w:sz w:val="28"/>
+          <w:szCs w:val="28"/>
+          <w:lang w:eastAsia="ru-RU"/>
+        </w:rPr>
+        <w:t xml:space="preserve"> </w:t>
+      </w:r>
+      <w:proofErr w:type="gramStart"/>
+      <w:r>
+        <w:rPr>
+          <w:rFonts w:ascii="Times New Roman" w:eastAsia="Times New Roman" w:hAnsi="Times New Roman" w:cs="Times New Roman"/>
+          <w:sz w:val="28"/>
+          <w:szCs w:val="28"/>
+          <w:lang w:eastAsia="ru-RU"/>
+        </w:rPr>
+        <w:t>Сгруппирована</w:t>
+      </w:r>
+      <w:proofErr w:type="gramEnd"/>
+      <w:r>
+        <w:rPr>
+          <w:rFonts w:ascii="Times New Roman" w:eastAsia="Times New Roman" w:hAnsi="Times New Roman" w:cs="Times New Roman"/>
+          <w:sz w:val="28"/>
+          <w:szCs w:val="28"/>
+          <w:lang w:eastAsia="ru-RU"/>
+        </w:rPr>
+        <w:t xml:space="preserve"> в верхней части окна. Кнопки имеют цветовую кодировку (зеленый — создание, оранжевый — правка, синий — статистика), что снижает когнитивную нагрузку на оператора.</w:t>
+      </w:r>
+    </w:p>
+    <w:p>
+      <w:pPr>
+        <w:numPr>
+          <w:ilvl w:val="0"/>
+          <w:numId w:val="6"/>
+        </w:numPr>
+        <w:spacing w:before="100" w:beforeAutospacing="1" w:after="100" w:afterAutospacing="1" w:line="240" w:lineRule="auto"/>
+        <w:rPr>
+          <w:rFonts w:ascii="Times New Roman" w:eastAsia="Times New Roman" w:hAnsi="Times New Roman" w:cs="Times New Roman"/>
+          <w:sz w:val="28"/>
+          <w:szCs w:val="28"/>
+          <w:lang w:eastAsia="ru-RU"/>
+        </w:rPr>
+      </w:pPr>
+      <w:r>
+        <w:rPr>
+          <w:rFonts w:ascii="Times New Roman" w:eastAsia="Times New Roman" w:hAnsi="Times New Roman" w:cs="Times New Roman"/>
+          <w:b/>
+          <w:bCs/>
+          <w:sz w:val="28"/>
+          <w:szCs w:val="28"/>
+          <w:lang w:eastAsia="ru-RU"/>
+        </w:rPr>
+        <w:t>Многооконный режим:</w:t>
+      </w:r>
+      <w:r>
+        <w:rPr>
+          <w:rFonts w:ascii="Times New Roman" w:eastAsia="Times New Roman" w:hAnsi="Times New Roman" w:cs="Times New Roman"/>
+          <w:sz w:val="28"/>
+          <w:szCs w:val="28"/>
+          <w:lang w:eastAsia="ru-RU"/>
+        </w:rPr>
+        <w:t xml:space="preserve"> </w:t>
+      </w:r>
+      <w:proofErr w:type="gramStart"/>
+      <w:r>
+        <w:rPr>
+          <w:rFonts w:ascii="Times New Roman" w:eastAsia="Times New Roman" w:hAnsi="Times New Roman" w:cs="Times New Roman"/>
+          <w:sz w:val="28"/>
+          <w:szCs w:val="28"/>
+          <w:lang w:eastAsia="ru-RU"/>
+        </w:rPr>
+        <w:t>Реализован</w:t>
+      </w:r>
+      <w:proofErr w:type="gramEnd"/>
+      <w:r>
+        <w:rPr>
+          <w:rFonts w:ascii="Times New Roman" w:eastAsia="Times New Roman" w:hAnsi="Times New Roman" w:cs="Times New Roman"/>
+          <w:sz w:val="28"/>
+          <w:szCs w:val="28"/>
+          <w:lang w:eastAsia="ru-RU"/>
+        </w:rPr>
+        <w:t xml:space="preserve"> с помощью класса </w:t>
+      </w:r>
+      <w:proofErr w:type="spellStart"/>
+      <w:r>
+        <w:rPr>
+          <w:rFonts w:ascii="Times New Roman" w:eastAsia="Times New Roman" w:hAnsi="Times New Roman" w:cs="Times New Roman"/>
+          <w:sz w:val="28"/>
+          <w:szCs w:val="28"/>
+          <w:lang w:eastAsia="ru-RU"/>
+        </w:rPr>
+        <w:t>Toplevel</w:t>
+      </w:r>
+      <w:proofErr w:type="spellEnd"/>
+      <w:r>
+        <w:rPr>
+          <w:rFonts w:ascii="Times New Roman" w:eastAsia="Times New Roman" w:hAnsi="Times New Roman" w:cs="Times New Roman"/>
+          <w:sz w:val="28"/>
+          <w:szCs w:val="28"/>
+          <w:lang w:eastAsia="ru-RU"/>
+        </w:rPr>
+        <w:t>. Каждая операция (добавление, редактирование, работа с комментариями) вынесена в отдельное диалоговое окно, что предотвращает случайное изменение данных в основной таблице.</w:t>
+      </w:r>
+    </w:p>
+    <w:p>
+      <w:pPr>
+        <w:spacing w:before="100" w:beforeAutospacing="1" w:after="100" w:afterAutospacing="1" w:line="240" w:lineRule="auto"/>
+        <w:outlineLvl w:val="2"/>
+        <w:rPr>
+          <w:rFonts w:ascii="Times New Roman" w:eastAsia="Times New Roman" w:hAnsi="Times New Roman" w:cs="Times New Roman"/>
+          <w:b/>
+          <w:bCs/>
+          <w:sz w:val="28"/>
+          <w:szCs w:val="28"/>
+          <w:lang w:eastAsia="ru-RU"/>
+        </w:rPr>
+      </w:pPr>
+      <w:r>
+        <w:rPr>
+          <w:rFonts w:ascii="Times New Roman" w:eastAsia="Times New Roman" w:hAnsi="Times New Roman" w:cs="Times New Roman"/>
+          <w:b/>
+          <w:bCs/>
+          <w:sz w:val="28"/>
+          <w:szCs w:val="28"/>
+          <w:lang w:eastAsia="ru-RU"/>
+        </w:rPr>
+        <w:t>2. Модульная структура приложения</w:t>
+      </w:r>
+    </w:p>
+    <w:p>
+      <w:pPr>
+        <w:spacing w:before="100" w:beforeAutospacing="1" w:after="100" w:afterAutospacing="1" w:line="240" w:lineRule="auto"/>
+        <w:rPr>
+          <w:rFonts w:ascii="Times New Roman" w:eastAsia="Times New Roman" w:hAnsi="Times New Roman" w:cs="Times New Roman"/>
+          <w:sz w:val="28"/>
+          <w:szCs w:val="28"/>
+          <w:lang w:eastAsia="ru-RU"/>
+        </w:rPr>
+      </w:pPr>
+      <w:r>
+        <w:rPr>
+          <w:rFonts w:ascii="Times New Roman" w:eastAsia="Times New Roman" w:hAnsi="Times New Roman" w:cs="Times New Roman"/>
+          <w:sz w:val="28"/>
+          <w:szCs w:val="28"/>
+          <w:lang w:eastAsia="ru-RU"/>
+        </w:rPr>
+        <w:t>Приложение логически разделено на следующие функциональные модули:</w:t>
+      </w:r>
+    </w:p>
+    <w:p>
+      <w:pPr>
+        <w:numPr>
+          <w:ilvl w:val="0"/>
+          <w:numId w:val="7"/>
+        </w:numPr>
+        <w:spacing w:before="100" w:beforeAutospacing="1" w:after="100" w:afterAutospacing="1" w:line="240" w:lineRule="auto"/>
+        <w:rPr>
+          <w:rFonts w:ascii="Times New Roman" w:eastAsia="Times New Roman" w:hAnsi="Times New Roman" w:cs="Times New Roman"/>
+          <w:sz w:val="28"/>
+          <w:szCs w:val="28"/>
+          <w:lang w:eastAsia="ru-RU"/>
+        </w:rPr>
+      </w:pPr>
+      <w:r>
+        <w:rPr>
+          <w:rFonts w:ascii="Times New Roman" w:eastAsia="Times New Roman" w:hAnsi="Times New Roman" w:cs="Times New Roman"/>
+          <w:b/>
+          <w:bCs/>
+          <w:sz w:val="28"/>
+          <w:szCs w:val="28"/>
+          <w:lang w:eastAsia="ru-RU"/>
+        </w:rPr>
+        <w:t>Модуль подключения (</w:t>
+      </w:r>
+      <w:proofErr w:type="spellStart"/>
+      <w:r>
+        <w:rPr>
+          <w:rFonts w:ascii="Times New Roman" w:eastAsia="Times New Roman" w:hAnsi="Times New Roman" w:cs="Times New Roman"/>
+          <w:b/>
+          <w:bCs/>
+          <w:sz w:val="28"/>
+          <w:szCs w:val="28"/>
+          <w:lang w:eastAsia="ru-RU"/>
+        </w:rPr>
+        <w:t>Database</w:t>
+      </w:r>
+      <w:proofErr w:type="spellEnd"/>
+      <w:r>
+        <w:rPr>
+          <w:rFonts w:ascii="Times New Roman" w:eastAsia="Times New Roman" w:hAnsi="Times New Roman" w:cs="Times New Roman"/>
+          <w:b/>
+          <w:bCs/>
+          <w:sz w:val="28"/>
+          <w:szCs w:val="28"/>
+          <w:lang w:eastAsia="ru-RU"/>
+        </w:rPr>
+        <w:t xml:space="preserve"> </w:t>
+      </w:r>
+      <w:proofErr w:type="spellStart"/>
+      <w:r>
+        <w:rPr>
+          <w:rFonts w:ascii="Times New Roman" w:eastAsia="Times New Roman" w:hAnsi="Times New Roman" w:cs="Times New Roman"/>
+          <w:b/>
+          <w:bCs/>
+          <w:sz w:val="28"/>
+          <w:szCs w:val="28"/>
+          <w:lang w:eastAsia="ru-RU"/>
+        </w:rPr>
+        <w:t>Access</w:t>
+      </w:r>
+      <w:proofErr w:type="spellEnd"/>
+      <w:r>
+        <w:rPr>
+          <w:rFonts w:ascii="Times New Roman" w:eastAsia="Times New Roman" w:hAnsi="Times New Roman" w:cs="Times New Roman"/>
+          <w:b/>
+          <w:bCs/>
+          <w:sz w:val="28"/>
+          <w:szCs w:val="28"/>
+          <w:lang w:eastAsia="ru-RU"/>
+        </w:rPr>
+        <w:t>):</w:t>
+      </w:r>
+      <w:r>
+        <w:rPr>
+          <w:rFonts w:ascii="Times New Roman" w:eastAsia="Times New Roman" w:hAnsi="Times New Roman" w:cs="Times New Roman"/>
+          <w:sz w:val="28"/>
+          <w:szCs w:val="28"/>
+          <w:lang w:eastAsia="ru-RU"/>
+        </w:rPr>
+        <w:t xml:space="preserve"> </w:t>
+      </w:r>
+      <w:proofErr w:type="gramStart"/>
+      <w:r>
+        <w:rPr>
+          <w:rFonts w:ascii="Times New Roman" w:eastAsia="Times New Roman" w:hAnsi="Times New Roman" w:cs="Times New Roman"/>
+          <w:sz w:val="28"/>
+          <w:szCs w:val="28"/>
+          <w:lang w:eastAsia="ru-RU"/>
+        </w:rPr>
+        <w:t>Реализован</w:t>
+      </w:r>
+      <w:proofErr w:type="gramEnd"/>
+      <w:r>
+        <w:rPr>
+          <w:rFonts w:ascii="Times New Roman" w:eastAsia="Times New Roman" w:hAnsi="Times New Roman" w:cs="Times New Roman"/>
+          <w:sz w:val="28"/>
+          <w:szCs w:val="28"/>
+          <w:lang w:eastAsia="ru-RU"/>
+        </w:rPr>
+        <w:t xml:space="preserve"> через библиотеку psycopg2. Используется функция </w:t>
+      </w:r>
+      <w:proofErr w:type="spellStart"/>
+      <w:r>
+        <w:rPr>
+          <w:rFonts w:ascii="Times New Roman" w:eastAsia="Times New Roman" w:hAnsi="Times New Roman" w:cs="Times New Roman"/>
+          <w:sz w:val="28"/>
+          <w:szCs w:val="28"/>
+          <w:lang w:eastAsia="ru-RU"/>
+        </w:rPr>
+        <w:t>get_db_connection</w:t>
+      </w:r>
+      <w:proofErr w:type="spellEnd"/>
+      <w:r>
+        <w:rPr>
+          <w:rFonts w:ascii="Times New Roman" w:eastAsia="Times New Roman" w:hAnsi="Times New Roman" w:cs="Times New Roman"/>
+          <w:sz w:val="28"/>
+          <w:szCs w:val="28"/>
+          <w:lang w:eastAsia="ru-RU"/>
+        </w:rPr>
+        <w:t xml:space="preserve">(), которая обеспечивает стабильное соединение с БД </w:t>
+      </w:r>
+      <w:proofErr w:type="spellStart"/>
+      <w:r>
+        <w:rPr>
+          <w:rFonts w:ascii="Times New Roman" w:eastAsia="Times New Roman" w:hAnsi="Times New Roman" w:cs="Times New Roman"/>
+          <w:sz w:val="28"/>
+          <w:szCs w:val="28"/>
+          <w:lang w:eastAsia="ru-RU"/>
+        </w:rPr>
+        <w:t>RepairServiceDB</w:t>
+      </w:r>
+      <w:proofErr w:type="spellEnd"/>
+      <w:r>
+        <w:rPr>
+          <w:rFonts w:ascii="Times New Roman" w:eastAsia="Times New Roman" w:hAnsi="Times New Roman" w:cs="Times New Roman"/>
+          <w:sz w:val="28"/>
+          <w:szCs w:val="28"/>
+          <w:lang w:eastAsia="ru-RU"/>
+        </w:rPr>
+        <w:t xml:space="preserve"> и корректную обработку кодировки UTF-8.</w:t>
+      </w:r>
+    </w:p>
+    <w:p>
+      <w:pPr>
+        <w:numPr>
+          <w:ilvl w:val="0"/>
+          <w:numId w:val="7"/>
+        </w:numPr>
+        <w:spacing w:before="100" w:beforeAutospacing="1" w:after="100" w:afterAutospacing="1" w:line="240" w:lineRule="auto"/>
+        <w:rPr>
+          <w:rFonts w:ascii="Times New Roman" w:eastAsia="Times New Roman" w:hAnsi="Times New Roman" w:cs="Times New Roman"/>
+          <w:sz w:val="28"/>
+          <w:szCs w:val="28"/>
+          <w:lang w:eastAsia="ru-RU"/>
+        </w:rPr>
+      </w:pPr>
+      <w:r>
+        <w:rPr>
+          <w:rFonts w:ascii="Times New Roman" w:eastAsia="Times New Roman" w:hAnsi="Times New Roman" w:cs="Times New Roman"/>
+          <w:b/>
+          <w:bCs/>
+          <w:sz w:val="28"/>
+          <w:szCs w:val="28"/>
+          <w:lang w:eastAsia="ru-RU"/>
+        </w:rPr>
+        <w:t xml:space="preserve">Модуль управления заявками (CRUD </w:t>
+      </w:r>
+      <w:proofErr w:type="spellStart"/>
+      <w:r>
+        <w:rPr>
+          <w:rFonts w:ascii="Times New Roman" w:eastAsia="Times New Roman" w:hAnsi="Times New Roman" w:cs="Times New Roman"/>
+          <w:b/>
+          <w:bCs/>
+          <w:sz w:val="28"/>
+          <w:szCs w:val="28"/>
+          <w:lang w:eastAsia="ru-RU"/>
+        </w:rPr>
+        <w:t>Requests</w:t>
+      </w:r>
+      <w:proofErr w:type="spellEnd"/>
+      <w:r>
+        <w:rPr>
+          <w:rFonts w:ascii="Times New Roman" w:eastAsia="Times New Roman" w:hAnsi="Times New Roman" w:cs="Times New Roman"/>
+          <w:b/>
+          <w:bCs/>
+          <w:sz w:val="28"/>
+          <w:szCs w:val="28"/>
+          <w:lang w:eastAsia="ru-RU"/>
+        </w:rPr>
+        <w:t>):</w:t>
+      </w:r>
+      <w:r>
+        <w:rPr>
+          <w:rFonts w:ascii="Times New Roman" w:eastAsia="Times New Roman" w:hAnsi="Times New Roman" w:cs="Times New Roman"/>
+          <w:sz w:val="28"/>
+          <w:szCs w:val="28"/>
+          <w:lang w:eastAsia="ru-RU"/>
+        </w:rPr>
+        <w:t xml:space="preserve"> Основной блок, отвечающий за выполнение требований п. 2.1 и 2.2 ТЗ. Включает функции </w:t>
+      </w:r>
+      <w:proofErr w:type="spellStart"/>
+      <w:r>
+        <w:rPr>
+          <w:rFonts w:ascii="Times New Roman" w:eastAsia="Times New Roman" w:hAnsi="Times New Roman" w:cs="Times New Roman"/>
+          <w:sz w:val="28"/>
+          <w:szCs w:val="28"/>
+          <w:lang w:eastAsia="ru-RU"/>
+        </w:rPr>
+        <w:t>save_req</w:t>
+      </w:r>
+      <w:proofErr w:type="spellEnd"/>
+      <w:r>
+        <w:rPr>
+          <w:rFonts w:ascii="Times New Roman" w:eastAsia="Times New Roman" w:hAnsi="Times New Roman" w:cs="Times New Roman"/>
+          <w:sz w:val="28"/>
+          <w:szCs w:val="28"/>
+          <w:lang w:eastAsia="ru-RU"/>
+        </w:rPr>
+        <w:t xml:space="preserve"> (создание) и </w:t>
+      </w:r>
+      <w:proofErr w:type="spellStart"/>
+      <w:r>
+        <w:rPr>
+          <w:rFonts w:ascii="Times New Roman" w:eastAsia="Times New Roman" w:hAnsi="Times New Roman" w:cs="Times New Roman"/>
+          <w:sz w:val="28"/>
+          <w:szCs w:val="28"/>
+          <w:lang w:eastAsia="ru-RU"/>
+        </w:rPr>
+        <w:t>save_edit</w:t>
+      </w:r>
+      <w:proofErr w:type="spellEnd"/>
+      <w:r>
+        <w:rPr>
+          <w:rFonts w:ascii="Times New Roman" w:eastAsia="Times New Roman" w:hAnsi="Times New Roman" w:cs="Times New Roman"/>
+          <w:sz w:val="28"/>
+          <w:szCs w:val="28"/>
+          <w:lang w:eastAsia="ru-RU"/>
+        </w:rPr>
+        <w:t xml:space="preserve"> (обновление).</w:t>
+      </w:r>
+    </w:p>
+    <w:p>
+      <w:pPr>
+        <w:numPr>
+          <w:ilvl w:val="0"/>
+          <w:numId w:val="7"/>
+        </w:numPr>
+        <w:spacing w:before="100" w:beforeAutospacing="1" w:after="100" w:afterAutospacing="1" w:line="240" w:lineRule="auto"/>
+        <w:rPr>
+          <w:rFonts w:ascii="Times New Roman" w:eastAsia="Times New Roman" w:hAnsi="Times New Roman" w:cs="Times New Roman"/>
+          <w:sz w:val="28"/>
+          <w:szCs w:val="28"/>
+          <w:lang w:eastAsia="ru-RU"/>
+        </w:rPr>
+      </w:pPr>
+      <w:r>
+        <w:rPr>
+          <w:rFonts w:ascii="Times New Roman" w:eastAsia="Times New Roman" w:hAnsi="Times New Roman" w:cs="Times New Roman"/>
+          <w:b/>
+          <w:bCs/>
+          <w:sz w:val="28"/>
+          <w:szCs w:val="28"/>
+          <w:lang w:eastAsia="ru-RU"/>
+        </w:rPr>
+        <w:t>Модуль мониторинга и отчетов (</w:t>
+      </w:r>
+      <w:proofErr w:type="spellStart"/>
+      <w:r>
+        <w:rPr>
+          <w:rFonts w:ascii="Times New Roman" w:eastAsia="Times New Roman" w:hAnsi="Times New Roman" w:cs="Times New Roman"/>
+          <w:b/>
+          <w:bCs/>
+          <w:sz w:val="28"/>
+          <w:szCs w:val="28"/>
+          <w:lang w:eastAsia="ru-RU"/>
+        </w:rPr>
+        <w:t>Reporting</w:t>
+      </w:r>
+      <w:proofErr w:type="spellEnd"/>
+      <w:r>
+        <w:rPr>
+          <w:rFonts w:ascii="Times New Roman" w:eastAsia="Times New Roman" w:hAnsi="Times New Roman" w:cs="Times New Roman"/>
+          <w:b/>
+          <w:bCs/>
+          <w:sz w:val="28"/>
+          <w:szCs w:val="28"/>
+          <w:lang w:eastAsia="ru-RU"/>
+        </w:rPr>
+        <w:t>):</w:t>
+      </w:r>
+      <w:r>
+        <w:rPr>
+          <w:rFonts w:ascii="Times New Roman" w:eastAsia="Times New Roman" w:hAnsi="Times New Roman" w:cs="Times New Roman"/>
+          <w:sz w:val="28"/>
+          <w:szCs w:val="28"/>
+          <w:lang w:eastAsia="ru-RU"/>
+        </w:rPr>
+        <w:t xml:space="preserve"> Реализует функции поиска (</w:t>
+      </w:r>
+      <w:proofErr w:type="spellStart"/>
+      <w:r>
+        <w:rPr>
+          <w:rFonts w:ascii="Times New Roman" w:eastAsia="Times New Roman" w:hAnsi="Times New Roman" w:cs="Times New Roman"/>
+          <w:sz w:val="28"/>
+          <w:szCs w:val="28"/>
+          <w:lang w:eastAsia="ru-RU"/>
+        </w:rPr>
+        <w:t>load_data</w:t>
+      </w:r>
+      <w:proofErr w:type="spellEnd"/>
+      <w:r>
+        <w:rPr>
+          <w:rFonts w:ascii="Times New Roman" w:eastAsia="Times New Roman" w:hAnsi="Times New Roman" w:cs="Times New Roman"/>
+          <w:sz w:val="28"/>
+          <w:szCs w:val="28"/>
+          <w:lang w:eastAsia="ru-RU"/>
+        </w:rPr>
+        <w:t xml:space="preserve"> с фильтрацией) и расчет статистических показателей (количество выполненных работ).</w:t>
+      </w:r>
+    </w:p>
+    <w:p>
+      <w:pPr>
+        <w:numPr>
+          <w:ilvl w:val="0"/>
+          <w:numId w:val="7"/>
+        </w:numPr>
+        <w:spacing w:before="100" w:beforeAutospacing="1" w:after="100" w:afterAutospacing="1" w:line="240" w:lineRule="auto"/>
+        <w:rPr>
+          <w:rFonts w:ascii="Times New Roman" w:eastAsia="Times New Roman" w:hAnsi="Times New Roman" w:cs="Times New Roman"/>
+          <w:sz w:val="28"/>
+          <w:szCs w:val="28"/>
+          <w:lang w:eastAsia="ru-RU"/>
+        </w:rPr>
+      </w:pPr>
+      <w:r>
+        <w:rPr>
+          <w:rFonts w:ascii="Times New Roman" w:eastAsia="Times New Roman" w:hAnsi="Times New Roman" w:cs="Times New Roman"/>
+          <w:b/>
+          <w:bCs/>
+          <w:sz w:val="28"/>
+          <w:szCs w:val="28"/>
+          <w:lang w:eastAsia="ru-RU"/>
+        </w:rPr>
+        <w:t>Модуль взаимодействия со специалистами (</w:t>
+      </w:r>
+      <w:proofErr w:type="spellStart"/>
+      <w:r>
+        <w:rPr>
+          <w:rFonts w:ascii="Times New Roman" w:eastAsia="Times New Roman" w:hAnsi="Times New Roman" w:cs="Times New Roman"/>
+          <w:b/>
+          <w:bCs/>
+          <w:sz w:val="28"/>
+          <w:szCs w:val="28"/>
+          <w:lang w:eastAsia="ru-RU"/>
+        </w:rPr>
+        <w:t>Comments</w:t>
+      </w:r>
+      <w:proofErr w:type="spellEnd"/>
+      <w:r>
+        <w:rPr>
+          <w:rFonts w:ascii="Times New Roman" w:eastAsia="Times New Roman" w:hAnsi="Times New Roman" w:cs="Times New Roman"/>
+          <w:b/>
+          <w:bCs/>
+          <w:sz w:val="28"/>
+          <w:szCs w:val="28"/>
+          <w:lang w:eastAsia="ru-RU"/>
+        </w:rPr>
+        <w:t xml:space="preserve"> </w:t>
+      </w:r>
+      <w:proofErr w:type="spellStart"/>
+      <w:r>
+        <w:rPr>
+          <w:rFonts w:ascii="Times New Roman" w:eastAsia="Times New Roman" w:hAnsi="Times New Roman" w:cs="Times New Roman"/>
+          <w:b/>
+          <w:bCs/>
+          <w:sz w:val="28"/>
+          <w:szCs w:val="28"/>
+          <w:lang w:eastAsia="ru-RU"/>
+        </w:rPr>
+        <w:t>System</w:t>
+      </w:r>
+      <w:proofErr w:type="spellEnd"/>
+      <w:r>
+        <w:rPr>
+          <w:rFonts w:ascii="Times New Roman" w:eastAsia="Times New Roman" w:hAnsi="Times New Roman" w:cs="Times New Roman"/>
+          <w:b/>
+          <w:bCs/>
+          <w:sz w:val="28"/>
+          <w:szCs w:val="28"/>
+          <w:lang w:eastAsia="ru-RU"/>
+        </w:rPr>
+        <w:t>):</w:t>
+      </w:r>
+      <w:r>
+        <w:rPr>
+          <w:rFonts w:ascii="Times New Roman" w:eastAsia="Times New Roman" w:hAnsi="Times New Roman" w:cs="Times New Roman"/>
+          <w:sz w:val="28"/>
+          <w:szCs w:val="28"/>
+          <w:lang w:eastAsia="ru-RU"/>
+        </w:rPr>
+        <w:t xml:space="preserve"> Реализует требования п. 2.4 ТЗ. Позволяет мастеру фиксировать ход работ и заказанные запчасти через связь «один-ко-многим» между таблицами </w:t>
+      </w:r>
+      <w:proofErr w:type="spellStart"/>
+      <w:r>
+        <w:rPr>
+          <w:rFonts w:ascii="Times New Roman" w:eastAsia="Times New Roman" w:hAnsi="Times New Roman" w:cs="Times New Roman"/>
+          <w:sz w:val="28"/>
+          <w:szCs w:val="28"/>
+          <w:lang w:eastAsia="ru-RU"/>
+        </w:rPr>
+        <w:t>requests</w:t>
+      </w:r>
+      <w:proofErr w:type="spellEnd"/>
+      <w:r>
+        <w:rPr>
+          <w:rFonts w:ascii="Times New Roman" w:eastAsia="Times New Roman" w:hAnsi="Times New Roman" w:cs="Times New Roman"/>
+          <w:sz w:val="28"/>
+          <w:szCs w:val="28"/>
+          <w:lang w:eastAsia="ru-RU"/>
+        </w:rPr>
+        <w:t xml:space="preserve"> и </w:t>
+      </w:r>
+      <w:proofErr w:type="spellStart"/>
+      <w:r>
+        <w:rPr>
+          <w:rFonts w:ascii="Times New Roman" w:eastAsia="Times New Roman" w:hAnsi="Times New Roman" w:cs="Times New Roman"/>
+          <w:sz w:val="28"/>
+          <w:szCs w:val="28"/>
+          <w:lang w:eastAsia="ru-RU"/>
+        </w:rPr>
+        <w:t>comments</w:t>
+      </w:r>
+      <w:proofErr w:type="spellEnd"/>
+      <w:r>
+        <w:rPr>
+          <w:rFonts w:ascii="Times New Roman" w:eastAsia="Times New Roman" w:hAnsi="Times New Roman" w:cs="Times New Roman"/>
+          <w:sz w:val="28"/>
+          <w:szCs w:val="28"/>
+          <w:lang w:eastAsia="ru-RU"/>
+        </w:rPr>
+        <w:t>.</w:t>
+      </w:r>
+    </w:p>
+    <w:p>
+      <w:pPr>
+        <w:spacing w:before="100" w:beforeAutospacing="1" w:after="100" w:afterAutospacing="1" w:line="240" w:lineRule="auto"/>
+        <w:outlineLvl w:val="2"/>
+        <w:rPr>
+          <w:rFonts w:ascii="Times New Roman" w:eastAsia="Times New Roman" w:hAnsi="Times New Roman" w:cs="Times New Roman"/>
+          <w:b/>
+          <w:bCs/>
+          <w:sz w:val="28"/>
+          <w:szCs w:val="28"/>
+          <w:lang w:eastAsia="ru-RU"/>
+        </w:rPr>
+      </w:pPr>
+      <w:r>
+        <w:rPr>
+          <w:rFonts w:ascii="Times New Roman" w:eastAsia="Times New Roman" w:hAnsi="Times New Roman" w:cs="Times New Roman"/>
+          <w:b/>
+          <w:bCs/>
+          <w:sz w:val="28"/>
+          <w:szCs w:val="28"/>
+          <w:lang w:eastAsia="ru-RU"/>
+        </w:rPr>
+        <w:t xml:space="preserve">3. Реализация </w:t>
+      </w:r>
+      <w:proofErr w:type="gramStart"/>
+      <w:r>
+        <w:rPr>
+          <w:rFonts w:ascii="Times New Roman" w:eastAsia="Times New Roman" w:hAnsi="Times New Roman" w:cs="Times New Roman"/>
+          <w:b/>
+          <w:bCs/>
+          <w:sz w:val="28"/>
+          <w:szCs w:val="28"/>
+          <w:lang w:eastAsia="ru-RU"/>
+        </w:rPr>
+        <w:t>бизнес-логики</w:t>
+      </w:r>
+      <w:proofErr w:type="gramEnd"/>
+    </w:p>
+    <w:p>
+      <w:pPr>
+        <w:spacing w:before="100" w:beforeAutospacing="1" w:after="100" w:afterAutospacing="1" w:line="240" w:lineRule="auto"/>
+        <w:rPr>
+          <w:rFonts w:ascii="Times New Roman" w:eastAsia="Times New Roman" w:hAnsi="Times New Roman" w:cs="Times New Roman"/>
+          <w:sz w:val="28"/>
+          <w:szCs w:val="28"/>
+          <w:lang w:eastAsia="ru-RU"/>
+        </w:rPr>
+      </w:pPr>
+      <w:r>
+        <w:rPr>
+          <w:rFonts w:ascii="Times New Roman" w:eastAsia="Times New Roman" w:hAnsi="Times New Roman" w:cs="Times New Roman"/>
+          <w:sz w:val="28"/>
+          <w:szCs w:val="28"/>
+          <w:lang w:eastAsia="ru-RU"/>
+        </w:rPr>
+        <w:t xml:space="preserve">Особое внимание уделено </w:t>
+      </w:r>
+      <w:r>
+        <w:rPr>
+          <w:rFonts w:ascii="Times New Roman" w:eastAsia="Times New Roman" w:hAnsi="Times New Roman" w:cs="Times New Roman"/>
+          <w:b/>
+          <w:bCs/>
+          <w:sz w:val="28"/>
+          <w:szCs w:val="28"/>
+          <w:lang w:eastAsia="ru-RU"/>
+        </w:rPr>
+        <w:t>связности данных</w:t>
+      </w:r>
+      <w:r>
+        <w:rPr>
+          <w:rFonts w:ascii="Times New Roman" w:eastAsia="Times New Roman" w:hAnsi="Times New Roman" w:cs="Times New Roman"/>
+          <w:sz w:val="28"/>
+          <w:szCs w:val="28"/>
+          <w:lang w:eastAsia="ru-RU"/>
+        </w:rPr>
+        <w:t>:</w:t>
+      </w:r>
+    </w:p>
+    <w:p>
+      <w:pPr>
+        <w:numPr>
+          <w:ilvl w:val="0"/>
+          <w:numId w:val="8"/>
+        </w:numPr>
+        <w:spacing w:before="100" w:beforeAutospacing="1" w:after="100" w:afterAutospacing="1" w:line="240" w:lineRule="auto"/>
+        <w:rPr>
+          <w:rFonts w:ascii="Times New Roman" w:eastAsia="Times New Roman" w:hAnsi="Times New Roman" w:cs="Times New Roman"/>
+          <w:sz w:val="28"/>
+          <w:szCs w:val="28"/>
+          <w:lang w:eastAsia="ru-RU"/>
+        </w:rPr>
+      </w:pPr>
+      <w:r>
+        <w:rPr>
+          <w:rFonts w:ascii="Times New Roman" w:eastAsia="Times New Roman" w:hAnsi="Times New Roman" w:cs="Times New Roman"/>
+          <w:sz w:val="28"/>
+          <w:szCs w:val="28"/>
+          <w:lang w:eastAsia="ru-RU"/>
+        </w:rPr>
+        <w:t>При отображении заявок используется SQL-оператор LEFT JOIN. Это позволяет выводить не «сухие» ID мастеров и статусов, а их понятные текстовые названия из связанных таблиц.</w:t>
+      </w:r>
+    </w:p>
+    <w:p>
+      <w:pPr>
+        <w:numPr>
+          <w:ilvl w:val="0"/>
+          <w:numId w:val="8"/>
+        </w:numPr>
+        <w:spacing w:before="100" w:beforeAutospacing="1" w:after="100" w:afterAutospacing="1" w:line="240" w:lineRule="auto"/>
+        <w:rPr>
+          <w:rFonts w:ascii="Times New Roman" w:eastAsia="Times New Roman" w:hAnsi="Times New Roman" w:cs="Times New Roman"/>
+          <w:sz w:val="28"/>
+          <w:szCs w:val="28"/>
+          <w:lang w:eastAsia="ru-RU"/>
+        </w:rPr>
+      </w:pPr>
+      <w:r>
+        <w:rPr>
+          <w:rFonts w:ascii="Times New Roman" w:eastAsia="Times New Roman" w:hAnsi="Times New Roman" w:cs="Times New Roman"/>
+          <w:sz w:val="28"/>
+          <w:szCs w:val="28"/>
+          <w:lang w:eastAsia="ru-RU"/>
+        </w:rPr>
+        <w:t>Реализована обработка исключений (</w:t>
+      </w:r>
+      <w:proofErr w:type="spellStart"/>
+      <w:r>
+        <w:rPr>
+          <w:rFonts w:ascii="Times New Roman" w:eastAsia="Times New Roman" w:hAnsi="Times New Roman" w:cs="Times New Roman"/>
+          <w:sz w:val="28"/>
+          <w:szCs w:val="28"/>
+          <w:lang w:eastAsia="ru-RU"/>
+        </w:rPr>
+        <w:t>try</w:t>
+      </w:r>
+      <w:proofErr w:type="spellEnd"/>
+      <w:r>
+        <w:rPr>
+          <w:rFonts w:ascii="Times New Roman" w:eastAsia="Times New Roman" w:hAnsi="Times New Roman" w:cs="Times New Roman"/>
+          <w:sz w:val="28"/>
+          <w:szCs w:val="28"/>
+          <w:lang w:eastAsia="ru-RU"/>
+        </w:rPr>
+        <w:t>...</w:t>
+      </w:r>
+      <w:proofErr w:type="spellStart"/>
+      <w:r>
+        <w:rPr>
+          <w:rFonts w:ascii="Times New Roman" w:eastAsia="Times New Roman" w:hAnsi="Times New Roman" w:cs="Times New Roman"/>
+          <w:sz w:val="28"/>
+          <w:szCs w:val="28"/>
+          <w:lang w:eastAsia="ru-RU"/>
+        </w:rPr>
+        <w:t>except</w:t>
+      </w:r>
+      <w:proofErr w:type="spellEnd"/>
+      <w:r>
+        <w:rPr>
+          <w:rFonts w:ascii="Times New Roman" w:eastAsia="Times New Roman" w:hAnsi="Times New Roman" w:cs="Times New Roman"/>
+          <w:sz w:val="28"/>
+          <w:szCs w:val="28"/>
+          <w:lang w:eastAsia="ru-RU"/>
+        </w:rPr>
+        <w:t xml:space="preserve">): при любой ошибке в базе данных (например, неверный тип данных) выполняется </w:t>
+      </w:r>
+      <w:proofErr w:type="spellStart"/>
+      <w:r>
+        <w:rPr>
+          <w:rFonts w:ascii="Times New Roman" w:eastAsia="Times New Roman" w:hAnsi="Times New Roman" w:cs="Times New Roman"/>
+          <w:sz w:val="28"/>
+          <w:szCs w:val="28"/>
+          <w:lang w:eastAsia="ru-RU"/>
+        </w:rPr>
+        <w:t>conn.rollback</w:t>
+      </w:r>
+      <w:proofErr w:type="spellEnd"/>
+      <w:r>
+        <w:rPr>
+          <w:rFonts w:ascii="Times New Roman" w:eastAsia="Times New Roman" w:hAnsi="Times New Roman" w:cs="Times New Roman"/>
+          <w:sz w:val="28"/>
+          <w:szCs w:val="28"/>
+          <w:lang w:eastAsia="ru-RU"/>
+        </w:rPr>
+        <w:t xml:space="preserve">(), что предотвращает зависание программы и блокировку таблиц (ошибка </w:t>
+      </w:r>
+      <w:proofErr w:type="spellStart"/>
+      <w:r>
+        <w:rPr>
+          <w:rFonts w:ascii="Times New Roman" w:eastAsia="Times New Roman" w:hAnsi="Times New Roman" w:cs="Times New Roman"/>
+          <w:sz w:val="28"/>
+          <w:szCs w:val="28"/>
+          <w:lang w:eastAsia="ru-RU"/>
+        </w:rPr>
+        <w:t>InFailedSqlTransaction</w:t>
+      </w:r>
+      <w:proofErr w:type="spellEnd"/>
+      <w:r>
+        <w:rPr>
+          <w:rFonts w:ascii="Times New Roman" w:eastAsia="Times New Roman" w:hAnsi="Times New Roman" w:cs="Times New Roman"/>
+          <w:sz w:val="28"/>
+          <w:szCs w:val="28"/>
+          <w:lang w:eastAsia="ru-RU"/>
+        </w:rPr>
+        <w:t>).</w:t>
+      </w:r>
+    </w:p>
+    <w:p>
+      <w:pPr>
+        <w:rPr>
+          <w:rFonts w:ascii="Times New Roman" w:hAnsi="Times New Roman" w:cs="Times New Roman"/>
+          <w:sz w:val="28"/>
+          <w:szCs w:val="28"/>
+        </w:rPr>
+      </w:pPr>
+    </w:p>
+    <w:p>
       <w:bookmarkStart w:id="0" w:name="_GoBack"/>
       <w:bookmarkEnd w:id="0"/>
-    </w:p>
-    <w:p>
-      <w:pPr>
-        <w:pStyle w:val="a3"/>
-        <w:rPr>
-          <w:sz w:val="28"/>
-          <w:szCs w:val="28"/>
-        </w:rPr>
-      </w:pPr>
-      <w:r>
-        <w:rPr>
-          <w:b/>
-          <w:bCs/>
-          <w:sz w:val="28"/>
-          <w:szCs w:val="28"/>
-        </w:rPr>
-        <w:t>Что сделано:</w:t>
-      </w:r>
-      <w:r>
-        <w:rPr>
-          <w:sz w:val="28"/>
-          <w:szCs w:val="28"/>
-        </w:rPr>
-        <w:t xml:space="preserve"> Создание графического приложения на </w:t>
-      </w:r>
-      <w:proofErr w:type="spellStart"/>
-      <w:r>
-        <w:rPr>
-          <w:sz w:val="28"/>
-          <w:szCs w:val="28"/>
-        </w:rPr>
-        <w:t>Python</w:t>
-      </w:r>
-      <w:proofErr w:type="spellEnd"/>
-      <w:r>
-        <w:rPr>
-          <w:sz w:val="28"/>
-          <w:szCs w:val="28"/>
-        </w:rPr>
-        <w:t xml:space="preserve"> (</w:t>
-      </w:r>
-      <w:proofErr w:type="spellStart"/>
-      <w:r>
-        <w:rPr>
-          <w:sz w:val="28"/>
-          <w:szCs w:val="28"/>
-        </w:rPr>
-        <w:t>Tkinter</w:t>
-      </w:r>
-      <w:proofErr w:type="spellEnd"/>
-      <w:r>
-        <w:rPr>
-          <w:sz w:val="28"/>
-          <w:szCs w:val="28"/>
-        </w:rPr>
-        <w:t>) и связь с БД.</w:t>
-      </w:r>
-    </w:p>
-    <w:p>
-      <w:pPr>
-        <w:pStyle w:val="a3"/>
-        <w:numPr>
-          <w:ilvl w:val="0"/>
-          <w:numId w:val="5"/>
-        </w:numPr>
-        <w:rPr>
-          <w:sz w:val="28"/>
-          <w:szCs w:val="28"/>
-        </w:rPr>
-      </w:pPr>
-      <w:r>
-        <w:rPr>
-          <w:b/>
-          <w:bCs/>
-          <w:sz w:val="28"/>
-          <w:szCs w:val="28"/>
-        </w:rPr>
-        <w:t>Описание:</w:t>
-      </w:r>
-      <w:r>
-        <w:rPr>
-          <w:sz w:val="28"/>
-          <w:szCs w:val="28"/>
-        </w:rPr>
-        <w:t xml:space="preserve"> Разработано </w:t>
-      </w:r>
-      <w:proofErr w:type="spellStart"/>
-      <w:r>
-        <w:rPr>
-          <w:sz w:val="28"/>
-          <w:szCs w:val="28"/>
-        </w:rPr>
-        <w:t>десктопное</w:t>
-      </w:r>
-      <w:proofErr w:type="spellEnd"/>
-      <w:r>
-        <w:rPr>
-          <w:sz w:val="28"/>
-          <w:szCs w:val="28"/>
-        </w:rPr>
-        <w:t xml:space="preserve"> приложение с табличным выводом данных (</w:t>
-      </w:r>
-      <w:proofErr w:type="spellStart"/>
-      <w:r>
-        <w:rPr>
-          <w:rStyle w:val="HTML"/>
-          <w:rFonts w:ascii="Times New Roman" w:hAnsi="Times New Roman" w:cs="Times New Roman"/>
-          <w:sz w:val="28"/>
-          <w:szCs w:val="28"/>
-        </w:rPr>
-        <w:t>Treeview</w:t>
-      </w:r>
-      <w:proofErr w:type="spellEnd"/>
-      <w:r>
-        <w:rPr>
-          <w:sz w:val="28"/>
-          <w:szCs w:val="28"/>
-        </w:rPr>
-        <w:t>).</w:t>
-      </w:r>
-    </w:p>
-    <w:p>
-      <w:pPr>
-        <w:pStyle w:val="a3"/>
-        <w:numPr>
-          <w:ilvl w:val="0"/>
-          <w:numId w:val="5"/>
-        </w:numPr>
-        <w:rPr>
-          <w:sz w:val="28"/>
-          <w:szCs w:val="28"/>
-        </w:rPr>
-      </w:pPr>
-      <w:r>
-        <w:rPr>
-          <w:b/>
-          <w:bCs/>
-          <w:sz w:val="28"/>
-          <w:szCs w:val="28"/>
-        </w:rPr>
-        <w:t>Технические детали:</w:t>
-      </w:r>
-      <w:r>
-        <w:rPr>
-          <w:sz w:val="28"/>
-          <w:szCs w:val="28"/>
-        </w:rPr>
-        <w:t xml:space="preserve"> * Реализовано подключение через </w:t>
-      </w:r>
-      <w:r>
-        <w:rPr>
-          <w:rStyle w:val="HTML"/>
-          <w:rFonts w:ascii="Times New Roman" w:hAnsi="Times New Roman" w:cs="Times New Roman"/>
-          <w:sz w:val="28"/>
-          <w:szCs w:val="28"/>
-        </w:rPr>
-        <w:t>psycopg2</w:t>
-      </w:r>
-      <w:r>
-        <w:rPr>
-          <w:sz w:val="28"/>
-          <w:szCs w:val="28"/>
-        </w:rPr>
-        <w:t>.</w:t>
-      </w:r>
-    </w:p>
-    <w:p>
-      <w:pPr>
-        <w:pStyle w:val="a3"/>
-        <w:numPr>
-          <w:ilvl w:val="1"/>
-          <w:numId w:val="5"/>
-        </w:numPr>
-        <w:rPr>
-          <w:sz w:val="28"/>
-          <w:szCs w:val="28"/>
-        </w:rPr>
-      </w:pPr>
-      <w:r>
-        <w:rPr>
-          <w:b/>
-          <w:bCs/>
-          <w:sz w:val="28"/>
-          <w:szCs w:val="28"/>
-        </w:rPr>
-        <w:t>C (</w:t>
-      </w:r>
-      <w:proofErr w:type="spellStart"/>
-      <w:r>
-        <w:rPr>
-          <w:b/>
-          <w:bCs/>
-          <w:sz w:val="28"/>
-          <w:szCs w:val="28"/>
-        </w:rPr>
-        <w:t>Create</w:t>
-      </w:r>
-      <w:proofErr w:type="spellEnd"/>
-      <w:r>
-        <w:rPr>
-          <w:b/>
-          <w:bCs/>
-          <w:sz w:val="28"/>
-          <w:szCs w:val="28"/>
-        </w:rPr>
-        <w:t>):</w:t>
-      </w:r>
-      <w:r>
-        <w:rPr>
-          <w:sz w:val="28"/>
-          <w:szCs w:val="28"/>
-        </w:rPr>
-        <w:t xml:space="preserve"> Создана форма добавления новых заявок через </w:t>
-      </w:r>
-      <w:r>
-        <w:rPr>
-          <w:rStyle w:val="HTML"/>
-          <w:rFonts w:ascii="Times New Roman" w:hAnsi="Times New Roman" w:cs="Times New Roman"/>
-          <w:sz w:val="28"/>
-          <w:szCs w:val="28"/>
-        </w:rPr>
-        <w:t>INSERT</w:t>
-      </w:r>
-      <w:r>
-        <w:rPr>
-          <w:sz w:val="28"/>
-          <w:szCs w:val="28"/>
-        </w:rPr>
-        <w:t>.</w:t>
-      </w:r>
-    </w:p>
-    <w:p>
-      <w:pPr>
-        <w:pStyle w:val="a3"/>
-        <w:numPr>
-          <w:ilvl w:val="1"/>
-          <w:numId w:val="5"/>
-        </w:numPr>
-        <w:rPr>
-          <w:sz w:val="28"/>
-          <w:szCs w:val="28"/>
-        </w:rPr>
-      </w:pPr>
-      <w:r>
-        <w:rPr>
-          <w:b/>
-          <w:bCs/>
-          <w:sz w:val="28"/>
-          <w:szCs w:val="28"/>
-        </w:rPr>
-        <w:t>R (</w:t>
-      </w:r>
-      <w:proofErr w:type="spellStart"/>
-      <w:r>
-        <w:rPr>
-          <w:b/>
-          <w:bCs/>
-          <w:sz w:val="28"/>
-          <w:szCs w:val="28"/>
-        </w:rPr>
-        <w:t>Read</w:t>
-      </w:r>
-      <w:proofErr w:type="spellEnd"/>
-      <w:r>
-        <w:rPr>
-          <w:b/>
-          <w:bCs/>
-          <w:sz w:val="28"/>
-          <w:szCs w:val="28"/>
-        </w:rPr>
-        <w:t>):</w:t>
-      </w:r>
-      <w:r>
-        <w:rPr>
-          <w:sz w:val="28"/>
-          <w:szCs w:val="28"/>
-        </w:rPr>
-        <w:t xml:space="preserve"> Реализован вывод списка заявок и динамический поиск по модели.</w:t>
-      </w:r>
-    </w:p>
-    <w:p>
-      <w:pPr>
-        <w:pStyle w:val="a3"/>
-        <w:numPr>
-          <w:ilvl w:val="1"/>
-          <w:numId w:val="5"/>
-        </w:numPr>
-        <w:rPr>
-          <w:sz w:val="28"/>
-          <w:szCs w:val="28"/>
-        </w:rPr>
-      </w:pPr>
-      <w:r>
-        <w:rPr>
-          <w:b/>
-          <w:bCs/>
-          <w:sz w:val="28"/>
-          <w:szCs w:val="28"/>
-        </w:rPr>
-        <w:t>U (</w:t>
-      </w:r>
-      <w:proofErr w:type="spellStart"/>
-      <w:r>
-        <w:rPr>
-          <w:b/>
-          <w:bCs/>
-          <w:sz w:val="28"/>
-          <w:szCs w:val="28"/>
-        </w:rPr>
-        <w:t>Update</w:t>
-      </w:r>
-      <w:proofErr w:type="spellEnd"/>
-      <w:r>
-        <w:rPr>
-          <w:b/>
-          <w:bCs/>
-          <w:sz w:val="28"/>
-          <w:szCs w:val="28"/>
-        </w:rPr>
-        <w:t>):</w:t>
-      </w:r>
-      <w:r>
-        <w:rPr>
-          <w:sz w:val="28"/>
-          <w:szCs w:val="28"/>
-        </w:rPr>
-        <w:t xml:space="preserve"> Реализовано окно редактирования статуса и данных заявки через </w:t>
-      </w:r>
-      <w:r>
-        <w:rPr>
-          <w:rStyle w:val="HTML"/>
-          <w:rFonts w:ascii="Times New Roman" w:hAnsi="Times New Roman" w:cs="Times New Roman"/>
-          <w:sz w:val="28"/>
-          <w:szCs w:val="28"/>
-        </w:rPr>
-        <w:t>UPDATE</w:t>
-      </w:r>
-      <w:r>
-        <w:rPr>
-          <w:sz w:val="28"/>
-          <w:szCs w:val="28"/>
-        </w:rPr>
-        <w:t>.</w:t>
-      </w:r>
-    </w:p>
-    <w:p>
-      <w:pPr>
-        <w:pStyle w:val="a3"/>
-        <w:numPr>
-          <w:ilvl w:val="0"/>
-          <w:numId w:val="5"/>
-        </w:numPr>
-        <w:rPr>
-          <w:sz w:val="28"/>
-          <w:szCs w:val="28"/>
-        </w:rPr>
-      </w:pPr>
-      <w:r>
-        <w:rPr>
-          <w:b/>
-          <w:bCs/>
-          <w:sz w:val="28"/>
-          <w:szCs w:val="28"/>
-        </w:rPr>
-        <w:t>Результат:</w:t>
-      </w:r>
-      <w:r>
-        <w:rPr>
-          <w:sz w:val="28"/>
-          <w:szCs w:val="28"/>
-        </w:rPr>
-        <w:t xml:space="preserve"> Пользователь может полноценно управлять жизненным циклом заявки.</w:t>
-      </w:r>
-    </w:p>
-    <w:p>
-      <w:pPr>
-        <w:rPr>
-          <w:rFonts w:ascii="Times New Roman" w:hAnsi="Times New Roman" w:cs="Times New Roman"/>
-          <w:sz w:val="28"/>
-          <w:szCs w:val="28"/>
-        </w:rPr>
-      </w:pPr>
     </w:p>
     <w:sectPr>
       <w:pgSz w:w="11906" w:h="16838"/>
@@ -713,6 +1384,155 @@
     </w:lvl>
   </w:abstractNum>
   <w:abstractNum w:abstractNumId="2">
+    <w:nsid w:val="1742044A"/>
+    <w:multiLevelType w:val="multilevel"/>
+    <w:tmpl w:val="5678CC36"/>
+    <w:lvl w:ilvl="0">
+      <w:start w:val="1"/>
+      <w:numFmt w:val="bullet"/>
+      <w:lvlText w:val=""/>
+      <w:lvlJc w:val="left"/>
+      <w:pPr>
+        <w:tabs>
+          <w:tab w:val="num" w:pos="720"/>
+        </w:tabs>
+        <w:ind w:left="720" w:hanging="360"/>
+      </w:pPr>
+      <w:rPr>
+        <w:rFonts w:ascii="Symbol" w:hAnsi="Symbol" w:hint="default"/>
+        <w:sz w:val="20"/>
+      </w:rPr>
+    </w:lvl>
+    <w:lvl w:ilvl="1" w:tentative="1">
+      <w:start w:val="1"/>
+      <w:numFmt w:val="bullet"/>
+      <w:lvlText w:val="o"/>
+      <w:lvlJc w:val="left"/>
+      <w:pPr>
+        <w:tabs>
+          <w:tab w:val="num" w:pos="1440"/>
+        </w:tabs>
+        <w:ind w:left="1440" w:hanging="360"/>
+      </w:pPr>
+      <w:rPr>
+        <w:rFonts w:ascii="Courier New" w:hAnsi="Courier New" w:hint="default"/>
+        <w:sz w:val="20"/>
+      </w:rPr>
+    </w:lvl>
+    <w:lvl w:ilvl="2" w:tentative="1">
+      <w:start w:val="1"/>
+      <w:numFmt w:val="bullet"/>
+      <w:lvlText w:val=""/>
+      <w:lvlJc w:val="left"/>
+      <w:pPr>
+        <w:tabs>
+          <w:tab w:val="num" w:pos="2160"/>
+        </w:tabs>
+        <w:ind w:left="2160" w:hanging="360"/>
+      </w:pPr>
+      <w:rPr>
+        <w:rFonts w:ascii="Wingdings" w:hAnsi="Wingdings" w:hint="default"/>
+        <w:sz w:val="20"/>
+      </w:rPr>
+    </w:lvl>
+    <w:lvl w:ilvl="3" w:tentative="1">
+      <w:start w:val="1"/>
+      <w:numFmt w:val="bullet"/>
+      <w:lvlText w:val=""/>
+      <w:lvlJc w:val="left"/>
+      <w:pPr>
+        <w:tabs>
+          <w:tab w:val="num" w:pos="2880"/>
+        </w:tabs>
+        <w:ind w:left="2880" w:hanging="360"/>
+      </w:pPr>
+      <w:rPr>
+        <w:rFonts w:ascii="Wingdings" w:hAnsi="Wingdings" w:hint="default"/>
+        <w:sz w:val="20"/>
+      </w:rPr>
+    </w:lvl>
+    <w:lvl w:ilvl="4" w:tentative="1">
+      <w:start w:val="1"/>
+      <w:numFmt w:val="bullet"/>
+      <w:lvlText w:val=""/>
+      <w:lvlJc w:val="left"/>
+      <w:pPr>
+        <w:tabs>
+          <w:tab w:val="num" w:pos="3600"/>
+        </w:tabs>
+        <w:ind w:left="3600" w:hanging="360"/>
+      </w:pPr>
+      <w:rPr>
+        <w:rFonts w:ascii="Wingdings" w:hAnsi="Wingdings" w:hint="default"/>
+        <w:sz w:val="20"/>
+      </w:rPr>
+    </w:lvl>
+    <w:lvl w:ilvl="5" w:tentative="1">
+      <w:start w:val="1"/>
+      <w:numFmt w:val="bullet"/>
+      <w:lvlText w:val=""/>
+      <w:lvlJc w:val="left"/>
+      <w:pPr>
+        <w:tabs>
+          <w:tab w:val="num" w:pos="4320"/>
+        </w:tabs>
+        <w:ind w:left="4320" w:hanging="360"/>
+      </w:pPr>
+      <w:rPr>
+        <w:rFonts w:ascii="Wingdings" w:hAnsi="Wingdings" w:hint="default"/>
+        <w:sz w:val="20"/>
+      </w:rPr>
+    </w:lvl>
+    <w:lvl w:ilvl="6" w:tentative="1">
+      <w:start w:val="1"/>
+      <w:numFmt w:val="bullet"/>
+      <w:lvlText w:val=""/>
+      <w:lvlJc w:val="left"/>
+      <w:pPr>
+        <w:tabs>
+          <w:tab w:val="num" w:pos="5040"/>
+        </w:tabs>
+        <w:ind w:left="5040" w:hanging="360"/>
+      </w:pPr>
+      <w:rPr>
+        <w:rFonts w:ascii="Wingdings" w:hAnsi="Wingdings" w:hint="default"/>
+        <w:sz w:val="20"/>
+      </w:rPr>
+    </w:lvl>
+    <w:lvl w:ilvl="7" w:tentative="1">
+      <w:start w:val="1"/>
+      <w:numFmt w:val="bullet"/>
+      <w:lvlText w:val=""/>
+      <w:lvlJc w:val="left"/>
+      <w:pPr>
+        <w:tabs>
+          <w:tab w:val="num" w:pos="5760"/>
+        </w:tabs>
+        <w:ind w:left="5760" w:hanging="360"/>
+      </w:pPr>
+      <w:rPr>
+        <w:rFonts w:ascii="Wingdings" w:hAnsi="Wingdings" w:hint="default"/>
+        <w:sz w:val="20"/>
+      </w:rPr>
+    </w:lvl>
+    <w:lvl w:ilvl="8" w:tentative="1">
+      <w:start w:val="1"/>
+      <w:numFmt w:val="bullet"/>
+      <w:lvlText w:val=""/>
+      <w:lvlJc w:val="left"/>
+      <w:pPr>
+        <w:tabs>
+          <w:tab w:val="num" w:pos="6480"/>
+        </w:tabs>
+        <w:ind w:left="6480" w:hanging="360"/>
+      </w:pPr>
+      <w:rPr>
+        <w:rFonts w:ascii="Wingdings" w:hAnsi="Wingdings" w:hint="default"/>
+        <w:sz w:val="20"/>
+      </w:rPr>
+    </w:lvl>
+  </w:abstractNum>
+  <w:abstractNum w:abstractNumId="3">
     <w:nsid w:val="39E539E4"/>
     <w:multiLevelType w:val="multilevel"/>
     <w:tmpl w:val="454857B8"/>
@@ -861,7 +1681,7 @@
       </w:rPr>
     </w:lvl>
   </w:abstractNum>
-  <w:abstractNum w:abstractNumId="3">
+  <w:abstractNum w:abstractNumId="4">
     <w:nsid w:val="48147295"/>
     <w:multiLevelType w:val="multilevel"/>
     <w:tmpl w:val="2E84D468"/>
@@ -1010,7 +1830,305 @@
       </w:rPr>
     </w:lvl>
   </w:abstractNum>
-  <w:abstractNum w:abstractNumId="4">
+  <w:abstractNum w:abstractNumId="5">
+    <w:nsid w:val="49FD34B6"/>
+    <w:multiLevelType w:val="multilevel"/>
+    <w:tmpl w:val="CF581716"/>
+    <w:lvl w:ilvl="0">
+      <w:start w:val="1"/>
+      <w:numFmt w:val="bullet"/>
+      <w:lvlText w:val=""/>
+      <w:lvlJc w:val="left"/>
+      <w:pPr>
+        <w:tabs>
+          <w:tab w:val="num" w:pos="720"/>
+        </w:tabs>
+        <w:ind w:left="720" w:hanging="360"/>
+      </w:pPr>
+      <w:rPr>
+        <w:rFonts w:ascii="Symbol" w:hAnsi="Symbol" w:hint="default"/>
+        <w:sz w:val="20"/>
+      </w:rPr>
+    </w:lvl>
+    <w:lvl w:ilvl="1" w:tentative="1">
+      <w:start w:val="1"/>
+      <w:numFmt w:val="bullet"/>
+      <w:lvlText w:val="o"/>
+      <w:lvlJc w:val="left"/>
+      <w:pPr>
+        <w:tabs>
+          <w:tab w:val="num" w:pos="1440"/>
+        </w:tabs>
+        <w:ind w:left="1440" w:hanging="360"/>
+      </w:pPr>
+      <w:rPr>
+        <w:rFonts w:ascii="Courier New" w:hAnsi="Courier New" w:hint="default"/>
+        <w:sz w:val="20"/>
+      </w:rPr>
+    </w:lvl>
+    <w:lvl w:ilvl="2" w:tentative="1">
+      <w:start w:val="1"/>
+      <w:numFmt w:val="bullet"/>
+      <w:lvlText w:val=""/>
+      <w:lvlJc w:val="left"/>
+      <w:pPr>
+        <w:tabs>
+          <w:tab w:val="num" w:pos="2160"/>
+        </w:tabs>
+        <w:ind w:left="2160" w:hanging="360"/>
+      </w:pPr>
+      <w:rPr>
+        <w:rFonts w:ascii="Wingdings" w:hAnsi="Wingdings" w:hint="default"/>
+        <w:sz w:val="20"/>
+      </w:rPr>
+    </w:lvl>
+    <w:lvl w:ilvl="3" w:tentative="1">
+      <w:start w:val="1"/>
+      <w:numFmt w:val="bullet"/>
+      <w:lvlText w:val=""/>
+      <w:lvlJc w:val="left"/>
+      <w:pPr>
+        <w:tabs>
+          <w:tab w:val="num" w:pos="2880"/>
+        </w:tabs>
+        <w:ind w:left="2880" w:hanging="360"/>
+      </w:pPr>
+      <w:rPr>
+        <w:rFonts w:ascii="Wingdings" w:hAnsi="Wingdings" w:hint="default"/>
+        <w:sz w:val="20"/>
+      </w:rPr>
+    </w:lvl>
+    <w:lvl w:ilvl="4" w:tentative="1">
+      <w:start w:val="1"/>
+      <w:numFmt w:val="bullet"/>
+      <w:lvlText w:val=""/>
+      <w:lvlJc w:val="left"/>
+      <w:pPr>
+        <w:tabs>
+          <w:tab w:val="num" w:pos="3600"/>
+        </w:tabs>
+        <w:ind w:left="3600" w:hanging="360"/>
+      </w:pPr>
+      <w:rPr>
+        <w:rFonts w:ascii="Wingdings" w:hAnsi="Wingdings" w:hint="default"/>
+        <w:sz w:val="20"/>
+      </w:rPr>
+    </w:lvl>
+    <w:lvl w:ilvl="5" w:tentative="1">
+      <w:start w:val="1"/>
+      <w:numFmt w:val="bullet"/>
+      <w:lvlText w:val=""/>
+      <w:lvlJc w:val="left"/>
+      <w:pPr>
+        <w:tabs>
+          <w:tab w:val="num" w:pos="4320"/>
+        </w:tabs>
+        <w:ind w:left="4320" w:hanging="360"/>
+      </w:pPr>
+      <w:rPr>
+        <w:rFonts w:ascii="Wingdings" w:hAnsi="Wingdings" w:hint="default"/>
+        <w:sz w:val="20"/>
+      </w:rPr>
+    </w:lvl>
+    <w:lvl w:ilvl="6" w:tentative="1">
+      <w:start w:val="1"/>
+      <w:numFmt w:val="bullet"/>
+      <w:lvlText w:val=""/>
+      <w:lvlJc w:val="left"/>
+      <w:pPr>
+        <w:tabs>
+          <w:tab w:val="num" w:pos="5040"/>
+        </w:tabs>
+        <w:ind w:left="5040" w:hanging="360"/>
+      </w:pPr>
+      <w:rPr>
+        <w:rFonts w:ascii="Wingdings" w:hAnsi="Wingdings" w:hint="default"/>
+        <w:sz w:val="20"/>
+      </w:rPr>
+    </w:lvl>
+    <w:lvl w:ilvl="7" w:tentative="1">
+      <w:start w:val="1"/>
+      <w:numFmt w:val="bullet"/>
+      <w:lvlText w:val=""/>
+      <w:lvlJc w:val="left"/>
+      <w:pPr>
+        <w:tabs>
+          <w:tab w:val="num" w:pos="5760"/>
+        </w:tabs>
+        <w:ind w:left="5760" w:hanging="360"/>
+      </w:pPr>
+      <w:rPr>
+        <w:rFonts w:ascii="Wingdings" w:hAnsi="Wingdings" w:hint="default"/>
+        <w:sz w:val="20"/>
+      </w:rPr>
+    </w:lvl>
+    <w:lvl w:ilvl="8" w:tentative="1">
+      <w:start w:val="1"/>
+      <w:numFmt w:val="bullet"/>
+      <w:lvlText w:val=""/>
+      <w:lvlJc w:val="left"/>
+      <w:pPr>
+        <w:tabs>
+          <w:tab w:val="num" w:pos="6480"/>
+        </w:tabs>
+        <w:ind w:left="6480" w:hanging="360"/>
+      </w:pPr>
+      <w:rPr>
+        <w:rFonts w:ascii="Wingdings" w:hAnsi="Wingdings" w:hint="default"/>
+        <w:sz w:val="20"/>
+      </w:rPr>
+    </w:lvl>
+  </w:abstractNum>
+  <w:abstractNum w:abstractNumId="6">
+    <w:nsid w:val="55B129A2"/>
+    <w:multiLevelType w:val="multilevel"/>
+    <w:tmpl w:val="E2902F00"/>
+    <w:lvl w:ilvl="0">
+      <w:start w:val="1"/>
+      <w:numFmt w:val="bullet"/>
+      <w:lvlText w:val=""/>
+      <w:lvlJc w:val="left"/>
+      <w:pPr>
+        <w:tabs>
+          <w:tab w:val="num" w:pos="720"/>
+        </w:tabs>
+        <w:ind w:left="720" w:hanging="360"/>
+      </w:pPr>
+      <w:rPr>
+        <w:rFonts w:ascii="Symbol" w:hAnsi="Symbol" w:hint="default"/>
+        <w:sz w:val="20"/>
+      </w:rPr>
+    </w:lvl>
+    <w:lvl w:ilvl="1" w:tentative="1">
+      <w:start w:val="1"/>
+      <w:numFmt w:val="bullet"/>
+      <w:lvlText w:val="o"/>
+      <w:lvlJc w:val="left"/>
+      <w:pPr>
+        <w:tabs>
+          <w:tab w:val="num" w:pos="1440"/>
+        </w:tabs>
+        <w:ind w:left="1440" w:hanging="360"/>
+      </w:pPr>
+      <w:rPr>
+        <w:rFonts w:ascii="Courier New" w:hAnsi="Courier New" w:hint="default"/>
+        <w:sz w:val="20"/>
+      </w:rPr>
+    </w:lvl>
+    <w:lvl w:ilvl="2" w:tentative="1">
+      <w:start w:val="1"/>
+      <w:numFmt w:val="bullet"/>
+      <w:lvlText w:val=""/>
+      <w:lvlJc w:val="left"/>
+      <w:pPr>
+        <w:tabs>
+          <w:tab w:val="num" w:pos="2160"/>
+        </w:tabs>
+        <w:ind w:left="2160" w:hanging="360"/>
+      </w:pPr>
+      <w:rPr>
+        <w:rFonts w:ascii="Wingdings" w:hAnsi="Wingdings" w:hint="default"/>
+        <w:sz w:val="20"/>
+      </w:rPr>
+    </w:lvl>
+    <w:lvl w:ilvl="3" w:tentative="1">
+      <w:start w:val="1"/>
+      <w:numFmt w:val="bullet"/>
+      <w:lvlText w:val=""/>
+      <w:lvlJc w:val="left"/>
+      <w:pPr>
+        <w:tabs>
+          <w:tab w:val="num" w:pos="2880"/>
+        </w:tabs>
+        <w:ind w:left="2880" w:hanging="360"/>
+      </w:pPr>
+      <w:rPr>
+        <w:rFonts w:ascii="Wingdings" w:hAnsi="Wingdings" w:hint="default"/>
+        <w:sz w:val="20"/>
+      </w:rPr>
+    </w:lvl>
+    <w:lvl w:ilvl="4" w:tentative="1">
+      <w:start w:val="1"/>
+      <w:numFmt w:val="bullet"/>
+      <w:lvlText w:val=""/>
+      <w:lvlJc w:val="left"/>
+      <w:pPr>
+        <w:tabs>
+          <w:tab w:val="num" w:pos="3600"/>
+        </w:tabs>
+        <w:ind w:left="3600" w:hanging="360"/>
+      </w:pPr>
+      <w:rPr>
+        <w:rFonts w:ascii="Wingdings" w:hAnsi="Wingdings" w:hint="default"/>
+        <w:sz w:val="20"/>
+      </w:rPr>
+    </w:lvl>
+    <w:lvl w:ilvl="5" w:tentative="1">
+      <w:start w:val="1"/>
+      <w:numFmt w:val="bullet"/>
+      <w:lvlText w:val=""/>
+      <w:lvlJc w:val="left"/>
+      <w:pPr>
+        <w:tabs>
+          <w:tab w:val="num" w:pos="4320"/>
+        </w:tabs>
+        <w:ind w:left="4320" w:hanging="360"/>
+      </w:pPr>
+      <w:rPr>
+        <w:rFonts w:ascii="Wingdings" w:hAnsi="Wingdings" w:hint="default"/>
+        <w:sz w:val="20"/>
+      </w:rPr>
+    </w:lvl>
+    <w:lvl w:ilvl="6" w:tentative="1">
+      <w:start w:val="1"/>
+      <w:numFmt w:val="bullet"/>
+      <w:lvlText w:val=""/>
+      <w:lvlJc w:val="left"/>
+      <w:pPr>
+        <w:tabs>
+          <w:tab w:val="num" w:pos="5040"/>
+        </w:tabs>
+        <w:ind w:left="5040" w:hanging="360"/>
+      </w:pPr>
+      <w:rPr>
+        <w:rFonts w:ascii="Wingdings" w:hAnsi="Wingdings" w:hint="default"/>
+        <w:sz w:val="20"/>
+      </w:rPr>
+    </w:lvl>
+    <w:lvl w:ilvl="7" w:tentative="1">
+      <w:start w:val="1"/>
+      <w:numFmt w:val="bullet"/>
+      <w:lvlText w:val=""/>
+      <w:lvlJc w:val="left"/>
+      <w:pPr>
+        <w:tabs>
+          <w:tab w:val="num" w:pos="5760"/>
+        </w:tabs>
+        <w:ind w:left="5760" w:hanging="360"/>
+      </w:pPr>
+      <w:rPr>
+        <w:rFonts w:ascii="Wingdings" w:hAnsi="Wingdings" w:hint="default"/>
+        <w:sz w:val="20"/>
+      </w:rPr>
+    </w:lvl>
+    <w:lvl w:ilvl="8" w:tentative="1">
+      <w:start w:val="1"/>
+      <w:numFmt w:val="bullet"/>
+      <w:lvlText w:val=""/>
+      <w:lvlJc w:val="left"/>
+      <w:pPr>
+        <w:tabs>
+          <w:tab w:val="num" w:pos="6480"/>
+        </w:tabs>
+        <w:ind w:left="6480" w:hanging="360"/>
+      </w:pPr>
+      <w:rPr>
+        <w:rFonts w:ascii="Wingdings" w:hAnsi="Wingdings" w:hint="default"/>
+        <w:sz w:val="20"/>
+      </w:rPr>
+    </w:lvl>
+  </w:abstractNum>
+  <w:abstractNum w:abstractNumId="7">
     <w:nsid w:val="647C2509"/>
     <w:multiLevelType w:val="multilevel"/>
     <w:tmpl w:val="FC28494A"/>
@@ -1160,7 +2278,7 @@
     </w:lvl>
   </w:abstractNum>
   <w:num w:numId="1">
-    <w:abstractNumId w:val="4"/>
+    <w:abstractNumId w:val="7"/>
   </w:num>
   <w:num w:numId="2">
     <w:abstractNumId w:val="1"/>
@@ -1169,10 +2287,19 @@
     <w:abstractNumId w:val="0"/>
   </w:num>
   <w:num w:numId="4">
+    <w:abstractNumId w:val="4"/>
+  </w:num>
+  <w:num w:numId="5">
     <w:abstractNumId w:val="3"/>
   </w:num>
-  <w:num w:numId="5">
+  <w:num w:numId="6">
+    <w:abstractNumId w:val="5"/>
+  </w:num>
+  <w:num w:numId="7">
     <w:abstractNumId w:val="2"/>
+  </w:num>
+  <w:num w:numId="8">
+    <w:abstractNumId w:val="6"/>
   </w:num>
 </w:numbering>
 </file>
@@ -1336,6 +2463,7 @@
   <w:style w:type="paragraph" w:default="1" w:styleId="a">
     <w:name w:val="Normal"/>
     <w:qFormat/>
+    <w:rsid w:val="00AB5DDF"/>
   </w:style>
   <w:style w:type="paragraph" w:styleId="3">
     <w:name w:val="heading 3"/>
@@ -1591,6 +2719,7 @@
   <w:style w:type="paragraph" w:default="1" w:styleId="a">
     <w:name w:val="Normal"/>
     <w:qFormat/>
+    <w:rsid w:val="00AB5DDF"/>
   </w:style>
   <w:style w:type="paragraph" w:styleId="3">
     <w:name w:val="heading 3"/>
